--- a/public/template-vybuv-ppd.docx
+++ b/public/template-vybuv-ppd.docx
@@ -98,18 +98,7 @@
           <w:szCs w:val="24"/>
           <w:lang w:val="uk-UA"/>
         </w:rPr>
-        <w:t xml:space="preserve">{komTyp} {rotaKom}</w:t>
-      </w:r>
-    </w:p>
-    <w:p>
-      <w:r>
-        <w:rPr>
-          <w:rFonts w:ascii="Times New Roman" w:hAnsi="Times New Roman" w:cs="Times New Roman"/>
-          <w:sz w:val="24"/>
-          <w:szCs w:val="24"/>
-          <w:lang w:val="uk-UA"/>
-        </w:rPr>
-        <w:t xml:space="preserve">стрілецького батальйону</w:t>
+        <w:t xml:space="preserve">{komTyp} {rotaKom} стрілецького батальйону</w:t>
       </w:r>
     </w:p>
     <w:p>
@@ -142,7 +131,7 @@
           <w:szCs w:val="24"/>
           <w:lang w:val="uk-UA"/>
         </w:rPr>
-        <w:t xml:space="preserve">{dateStart} </w:t>
+        <w:t xml:space="preserve">___.___.______ року</w:t>
       </w:r>
     </w:p>
     <w:p>
@@ -241,7 +230,7 @@
           <w:szCs w:val="24"/>
           <w:lang w:val="uk-UA"/>
         </w:rPr>
-        <w:t xml:space="preserve">{dateStart}</w:t>
+        <w:t xml:space="preserve">___.___.______ року</w:t>
       </w:r>
     </w:p>
   </w:body>
